--- a/交付成果/第三轮修订版/第三轮4周版/读书会18_大念处经精读_4周资料包（第三版修订）/Word版/第4周_法念处（二）与总复习实修_主持人版.docx
+++ b/交付成果/第三轮修订版/第三轮4周版/读书会18_大念处经精读_4周资料包（第三版修订）/Word版/第4周_法念处（二）与总复习实修_主持人版.docx
@@ -15601,6 +15601,268 @@
           <w:b w:val="0"/>
         </w:rPr>
         <w:t>&lt;!--EXT_READ--&gt;</w:t>
+      </w:r>
+    </w:p>
+    <w:p>
+      <w:r>
+        <w:rPr>
+          <w:b/>
+          <w:color w:val="1F3864"/>
+          <w:sz w:val="26"/>
+        </w:rPr>
+        <w:t>🖼 课件原图（源 PDF 渲染·供投屏）</w:t>
+      </w:r>
+    </w:p>
+    <w:p>
+      <w:pPr>
+        <w:ind w:left="170"/>
+        <w:pBdr>
+          <w:left w:val="single" w:sz="18" w:space="4" w:color="1F3864"/>
+        </w:pBdr>
+        <w:shd w:val="clear" w:fill="F2F5FA"/>
+      </w:pPr>
+      <w:r>
+        <w:rPr>
+          <w:b w:val="0"/>
+        </w:rPr>
+        <w:t>下列图片为正文标注「图形页／无法逐字提取／图版」处对应的</w:t>
+      </w:r>
+      <w:r>
+        <w:rPr>
+          <w:b/>
+        </w:rPr>
+        <w:t>源课件整页渲染</w:t>
+      </w:r>
+      <w:r>
+        <w:rPr>
+          <w:b w:val="0"/>
+        </w:rPr>
+        <w:t>（自知识库媒体导出后 pymupdf 渲染，最大宽约 1200px），供投屏或板书对照；每页标注源材料与页码。《共读原文》文字一字未改。</w:t>
+      </w:r>
+    </w:p>
+    <w:p>
+      <w:r>
+        <w:rPr>
+          <w:b/>
+        </w:rPr>
+        <w:t>拼版总图（整册缩略·目视定位用）</w:t>
+      </w:r>
+    </w:p>
+    <w:p>
+      <w:pPr>
+        <w:pStyle w:val="ListBullet"/>
+      </w:pPr>
+      <w:r>
+        <w:rPr>
+          <w:b w:val="0"/>
+        </w:rPr>
+        <w:t>《大念处经析解·帕奥西亚多202406V2.0.pdf》：![拼版总图·大念处经析解·帕奥西亚多202406V2.0.pdf](课件原图/拼版_3f8421c3.png)</w:t>
+      </w:r>
+    </w:p>
+    <w:p>
+      <w:pPr>
+        <w:pStyle w:val="ListBullet"/>
+      </w:pPr>
+      <w:r>
+        <w:rPr>
+          <w:b w:val="0"/>
+        </w:rPr>
+        <w:t>《5-正念之道·帕奥西亚多八本书系列(印刷版-简体版).pdf》：![拼版总图·5-正念之道·帕奥西亚多八本书系列(印刷版-简体版).pdf](课件原图/拼版_aab654ae.png)</w:t>
+      </w:r>
+    </w:p>
+    <w:p>
+      <w:pPr>
+        <w:pStyle w:val="ListBullet"/>
+      </w:pPr>
+      <w:r>
+        <w:rPr>
+          <w:b w:val="0"/>
+        </w:rPr>
+        <w:t>《上座部佛教念诵集·第七品 大念处经.pdf》：![拼版总图·上座部佛教念诵集·第七品 大念处经.pdf](课件原图/拼版_a2beec3a.png)</w:t>
+      </w:r>
+    </w:p>
+    <w:p>
+      <w:r>
+        <w:rPr>
+          <w:b/>
+        </w:rPr>
+        <w:t>图形页（目视定位所得）</w:t>
+      </w:r>
+    </w:p>
+    <w:p>
+      <w:pPr>
+        <w:pStyle w:val="ListBullet"/>
+      </w:pPr>
+      <w:r>
+        <w:rPr>
+          <w:b w:val="0"/>
+        </w:rPr>
+        <w:t>《大念处经析解·帕奥西亚多202406V2.0.pdf》第1页（封面图版·书籍封面装帧）：![课件原图·大念处经析解·帕奥西亚多202406V2.0.pdf·第1页](课件原图/课件原图_3f8421c3_p01.png)</w:t>
+      </w:r>
+    </w:p>
+    <w:p>
+      <w:pPr>
+        <w:pStyle w:val="ListBullet"/>
+      </w:pPr>
+      <w:r>
+        <w:rPr>
+          <w:b w:val="0"/>
+        </w:rPr>
+        <w:t>《大念处经析解·帕奥西亚多202406V2.0.pdf》第12页（表格·经典缩略语及出处标识法）：![课件原图·大念处经析解·帕奥西亚多202406V2.0.pdf·第12页](课件原图/课件原图_3f8421c3_p12.png)</w:t>
+      </w:r>
+    </w:p>
+    <w:p>
+      <w:pPr>
+        <w:pStyle w:val="ListBullet"/>
+      </w:pPr>
+      <w:r>
+        <w:rPr>
+          <w:b w:val="0"/>
+        </w:rPr>
+        <w:t>《5-正念之道·帕奥西亚多八本书系列(印刷版-简体版).pdf》第3页（图版·佛像照片）：![课件原图·5-正念之道·帕奥西亚多八本书系列(印刷版-简体版).pdf·第3页](课件原图/课件原图_aab654ae_p03.png)</w:t>
+      </w:r>
+    </w:p>
+    <w:p>
+      <w:pPr>
+        <w:pStyle w:val="ListBullet"/>
+      </w:pPr>
+      <w:r>
+        <w:rPr>
+          <w:b w:val="0"/>
+        </w:rPr>
+        <w:t>《5-正念之道·帕奥西亚多八本书系列(印刷版-简体版).pdf》第5页（图版·书名页印章）：![课件原图·5-正念之道·帕奥西亚多八本书系列(印刷版-简体版).pdf·第5页](课件原图/课件原图_aab654ae_p05.png)</w:t>
+      </w:r>
+    </w:p>
+    <w:p>
+      <w:pPr>
+        <w:pStyle w:val="ListBullet"/>
+      </w:pPr>
+      <w:r>
+        <w:rPr>
+          <w:b w:val="0"/>
+        </w:rPr>
+        <w:t>《5-正念之道·帕奥西亚多八本书系列(印刷版-简体版).pdf》第21页（图版·佛像照片）：![课件原图·5-正念之道·帕奥西亚多八本书系列(印刷版-简体版).pdf·第21页](课件原图/课件原图_aab654ae_p21.png)</w:t>
+      </w:r>
+    </w:p>
+    <w:p>
+      <w:pPr>
+        <w:pStyle w:val="ListBullet"/>
+      </w:pPr>
+      <w:r>
+        <w:rPr>
+          <w:b w:val="0"/>
+        </w:rPr>
+        <w:t>《5-正念之道·帕奥西亚多八本书系列(印刷版-简体版).pdf》第47页（图版·佛头像照片）：![课件原图·5-正念之道·帕奥西亚多八本书系列(印刷版-简体版).pdf·第47页](课件原图/课件原图_aab654ae_p47.png)</w:t>
+      </w:r>
+    </w:p>
+    <w:p>
+      <w:pPr>
+        <w:pStyle w:val="ListBullet"/>
+      </w:pPr>
+      <w:r>
+        <w:rPr>
+          <w:b w:val="0"/>
+        </w:rPr>
+        <w:t>《5-正念之道·帕奥西亚多八本书系列(印刷版-简体版).pdf》第335页（图版·莲花插图）：![课件原图·5-正念之道·帕奥西亚多八本书系列(印刷版-简体版).pdf·第335页](课件原图/课件原图_aab654ae_p335.png)</w:t>
+      </w:r>
+    </w:p>
+    <w:p>
+      <w:pPr>
+        <w:pStyle w:val="ListBullet"/>
+      </w:pPr>
+      <w:r>
+        <w:rPr>
+          <w:b w:val="0"/>
+        </w:rPr>
+        <w:t>《5-正念之道·帕奥西亚多八本书系列(印刷版-简体版).pdf》第407页（图版·佛足印石刻照片）：![课件原图·5-正念之道·帕奥西亚多八本书系列(印刷版-简体版).pdf·第407页](课件原图/课件原图_aab654ae_p407.png)</w:t>
+      </w:r>
+    </w:p>
+    <w:p>
+      <w:pPr>
+        <w:pStyle w:val="ListBullet"/>
+      </w:pPr>
+      <w:r>
+        <w:rPr>
+          <w:b w:val="0"/>
+        </w:rPr>
+        <w:t>《5-正念之道·帕奥西亚多八本书系列(印刷版-简体版).pdf》第430页（表格·七清净与诸观智对照表）：![课件原图·5-正念之道·帕奥西亚多八本书系列(印刷版-简体版).pdf·第430页](课件原图/课件原图_aab654ae_p430.png)</w:t>
+      </w:r>
+    </w:p>
+    <w:p>
+      <w:pPr>
+        <w:pStyle w:val="ListBullet"/>
+      </w:pPr>
+      <w:r>
+        <w:rPr>
+          <w:b w:val="0"/>
+        </w:rPr>
+        <w:t>《5-正念之道·帕奥西亚多八本书系列(印刷版-简体版).pdf》第455页（图版·莲花线描图＋二维码）：![课件原图·5-正念之道·帕奥西亚多八本书系列(印刷版-简体版).pdf·第455页](课件原图/课件原图_aab654ae_p455.png)</w:t>
+      </w:r>
+    </w:p>
+    <w:p>
+      <w:pPr>
+        <w:pStyle w:val="ListBullet"/>
+      </w:pPr>
+      <w:r>
+        <w:rPr>
+          <w:b w:val="0"/>
+        </w:rPr>
+        <w:t>《上座部佛教念诵集·第七品 大念处经.pdf》第21页（表格·巴利语字母表）：![课件原图·上座部佛教念诵集·第七品 大念处经.pdf·第21页](课件原图/课件原图_a2beec3a_p21.png)</w:t>
+      </w:r>
+    </w:p>
+    <w:p>
+      <w:pPr>
+        <w:pStyle w:val="ListBullet"/>
+      </w:pPr>
+      <w:r>
+        <w:rPr>
+          <w:b w:val="0"/>
+        </w:rPr>
+        <w:t>《上座部佛教念诵集·第七品 大念处经.pdf》第23页（表格·巴利语音译相对应之汉字表）：![课件原图·上座部佛教念诵集·第七品 大念处经.pdf·第23页](课件原图/课件原图_a2beec3a_p23.png)</w:t>
+      </w:r>
+    </w:p>
+    <w:p>
+      <w:pPr>
+        <w:pStyle w:val="ListBullet"/>
+      </w:pPr>
+      <w:r>
+        <w:rPr>
+          <w:b w:val="0"/>
+        </w:rPr>
+        <w:t>《上座部佛教念诵集·第七品 大念处经.pdf》第24页（表格·巴利语音译汉字表·续）：![课件原图·上座部佛教念诵集·第七品 大念处经.pdf·第24页](课件原图/课件原图_a2beec3a_p24.png)</w:t>
+      </w:r>
+    </w:p>
+    <w:p>
+      <w:pPr>
+        <w:pStyle w:val="ListBullet"/>
+      </w:pPr>
+      <w:r>
+        <w:rPr>
+          <w:b w:val="0"/>
+        </w:rPr>
+        <w:t>《上座部佛教念诵集·第七品 大念处经.pdf》第351页（版式页·第八品 转法轮经等 分品标题框）：![课件原图·上座部佛教念诵集·第七品 大念处经.pdf·第351页](课件原图/课件原图_a2beec3a_p351.png)</w:t>
+      </w:r>
+    </w:p>
+    <w:p>
+      <w:pPr>
+        <w:pStyle w:val="ListBullet"/>
+      </w:pPr>
+      <w:r>
+        <w:rPr>
+          <w:b w:val="0"/>
+        </w:rPr>
+        <w:t>《上座部佛教念诵集·第七品 大念处经.pdf》第413页（版式页·第九品 省思文 分品标题框）：![课件原图·上座部佛教念诵集·第七品 大念处经.pdf·第413页](课件原图/课件原图_a2beec3a_p413.png)</w:t>
+      </w:r>
+    </w:p>
+    <w:p>
+      <w:pPr>
+        <w:pStyle w:val="ListBullet"/>
+      </w:pPr>
+      <w:r>
+        <w:rPr>
+          <w:b w:val="0"/>
+        </w:rPr>
+        <w:t>《上座部佛教念诵集·第七品 大念处经.pdf》第471页（版式页·第十品 诸偈颂等 分品标题框）：![课件原图·上座部佛教念诵集·第七品 大念处经.pdf·第471页](课件原图/课件原图_a2beec3a_p471.png)</w:t>
       </w:r>
     </w:p>
     <w:sectPr>

--- a/交付成果/第三轮修订版/第三轮4周版/读书会18_大念处经精读_4周资料包（第三版修订）/Word版/第4周_法念处（二）与总复习实修_主持人版.docx
+++ b/交付成果/第三轮修订版/第三轮4周版/读书会18_大念处经精读_4周资料包（第三版修订）/Word版/第4周_法念处（二）与总复习实修_主持人版.docx
@@ -5665,31 +5665,31 @@
         <w:rPr>
           <w:b w:val="0"/>
         </w:rPr>
-        <w:t>整理注（截断缺口）：本转写稿两处截断（[00:22:56]—[00:27:36]、[00:56:23]—[01:06:10]）</w:t>
-      </w:r>
-      <w:r>
-        <w:rPr>
-          <w:b/>
-        </w:rPr>
-        <w:t>未返回</w:t>
-      </w:r>
-      <w:r>
-        <w:rPr>
-          <w:b w:val="0"/>
-        </w:rPr>
-        <w:t>，缺口</w:t>
-      </w:r>
-      <w:r>
-        <w:rPr>
-          <w:b/>
-        </w:rPr>
-        <w:t>如实注明，不虚构补写</w:t>
-      </w:r>
-      <w:r>
-        <w:rPr>
-          <w:b w:val="0"/>
-        </w:rPr>
-        <w:t>（同内容见材料①②④）；同音错字已按上下文校对，无法可靠校订处保留原文并加（整理注：…）。</w:t>
+        <w:t xml:space="preserve">整理注（缺口核对）：经回源原始转写稿复核，本转写稿 </w:t>
+      </w:r>
+      <w:r>
+        <w:rPr>
+          <w:b/>
+        </w:rPr>
+        <w:t>[00:22:56]—[00:27:36]、[00:56:23]—[01:06:10] 两段源稿完整、时间码连续无断档</w:t>
+      </w:r>
+      <w:r>
+        <w:rPr>
+          <w:b w:val="0"/>
+        </w:rPr>
+        <w:t>（原「截断缺口」系资料包节选所致之虚记，据实更正为：</w:t>
+      </w:r>
+      <w:r>
+        <w:rPr>
+          <w:b/>
+        </w:rPr>
+        <w:t>该段源稿完整</w:t>
+      </w:r>
+      <w:r>
+        <w:rPr>
+          <w:b w:val="0"/>
+        </w:rPr>
+        <w:t>）；同音错字已按上下文校对，无法可靠校订处保留原文并加（整理注：…）。</w:t>
       </w:r>
     </w:p>
     <w:p>
@@ -5784,7 +5784,7 @@
         <w:rPr>
           <w:b w:val="0"/>
         </w:rPr>
-        <w:t>[00:05:37.100] 那它们怎样成为被执取的目标呢？实际上人的身体呢，它只是由二十八种色法所组成，但如果你作意自己的身体"是我的身体"，并且相信那是你的，那就是邪见。而贪欲呢，也会因而生起。你可能会执着自己的身体以及别人的身体，比如说你的太太啊、先生啊、孩子啊、父亲母亲啊，那如果你相信它是真实存在的，那就是邪见；如果你执着他们呢，就是贪欲，就是有贪、有邪见在里面。啊，那如果邪见和贪欲的烦恼呢，就会生起取（整理注：转写失真，依上下文当作"执取"）。</w:t>
+        <w:t>[00:05:37.100] 那它们怎样成为被执取的目标呢？实际上人的身体呢，它只是由二十八种色法所组成，但如果你作意自己的身体"是我的身体"，并且相信那是你的，那就是邪见。而贪欲呢，也会因而生起。你可能会执着自己的身体以及别人的身体，比如说你的太太啊、先生啊、孩子啊、父亲母亲啊，那如果你相信它是真实存在的，那就是邪见；如果你执着他们呢，就是贪欲，就是有贪、有邪见在里面。啊，那如果邪见和贪欲的烦恼呢，就会生起执取。</w:t>
       </w:r>
     </w:p>
     <w:p>
@@ -15639,6 +15639,12 @@
         </w:rPr>
         <w:t>（自知识库媒体导出后 pymupdf 渲染，最大宽约 1200px），供投屏或板书对照；每页标注源材料与页码。《共读原文》文字一字未改。</w:t>
       </w:r>
+      <w:r>
+        <w:rPr>
+          <w:b/>
+        </w:rPr>
+        <w:t>（本册图形页已按第三轮指令收敛为 ≤10 页〔拼版总图＋图形页合计〕，取各源材料代表性图形页；完整图形页清单见源 PDF。）</w:t>
+      </w:r>
     </w:p>
     <w:p>
       <w:r>
@@ -15656,7 +15662,7 @@
         <w:rPr>
           <w:b w:val="0"/>
         </w:rPr>
-        <w:t>《大念处经析解·帕奥西亚多202406V2.0.pdf》：![拼版总图·大念处经析解·帕奥西亚多202406V2.0.pdf](课件原图/拼版_3f8421c3.png)</w:t>
+        <w:t>《大念处经析解·帕奥西亚多202406V2.0.pdf》：![拼版总图·大念处经析解·帕奥西亚多202406V2.0.pdf](课件原图/拼版_3f8421c3.jpg)</w:t>
       </w:r>
     </w:p>
     <w:p>
@@ -15667,7 +15673,7 @@
         <w:rPr>
           <w:b w:val="0"/>
         </w:rPr>
-        <w:t>《5-正念之道·帕奥西亚多八本书系列(印刷版-简体版).pdf》：![拼版总图·5-正念之道·帕奥西亚多八本书系列(印刷版-简体版).pdf](课件原图/拼版_aab654ae.png)</w:t>
+        <w:t>《5-正念之道·帕奥西亚多八本书系列(印刷版-简体版).pdf》：![拼版总图·5-正念之道·帕奥西亚多八本书系列(印刷版-简体版).pdf](课件原图/拼版_aab654ae.jpg)</w:t>
       </w:r>
     </w:p>
     <w:p>
@@ -15678,7 +15684,7 @@
         <w:rPr>
           <w:b w:val="0"/>
         </w:rPr>
-        <w:t>《上座部佛教念诵集·第七品 大念处经.pdf》：![拼版总图·上座部佛教念诵集·第七品 大念处经.pdf](课件原图/拼版_a2beec3a.png)</w:t>
+        <w:t>《上座部佛教念诵集·第七品 大念处经.pdf》：![拼版总图·上座部佛教念诵集·第七品 大念处经.pdf](课件原图/拼版_a2beec3a.jpg)</w:t>
       </w:r>
     </w:p>
     <w:p>
@@ -15697,7 +15703,7 @@
         <w:rPr>
           <w:b w:val="0"/>
         </w:rPr>
-        <w:t>《大念处经析解·帕奥西亚多202406V2.0.pdf》第1页（封面图版·书籍封面装帧）：![课件原图·大念处经析解·帕奥西亚多202406V2.0.pdf·第1页](课件原图/课件原图_3f8421c3_p01.png)</w:t>
+        <w:t>《大念处经析解·帕奥西亚多202406V2.0.pdf》第12页（表格·经典缩略语及出处标识法）：![课件原图·大念处经析解·帕奥西亚多202406V2.0.pdf·第12页](课件原图/课件原图_3f8421c3_p12.jpg)</w:t>
       </w:r>
     </w:p>
     <w:p>
@@ -15708,7 +15714,7 @@
         <w:rPr>
           <w:b w:val="0"/>
         </w:rPr>
-        <w:t>《大念处经析解·帕奥西亚多202406V2.0.pdf》第12页（表格·经典缩略语及出处标识法）：![课件原图·大念处经析解·帕奥西亚多202406V2.0.pdf·第12页](课件原图/课件原图_3f8421c3_p12.png)</w:t>
+        <w:t>《5-正念之道·帕奥西亚多八本书系列(印刷版-简体版).pdf》第21页（图版·佛像照片）：![课件原图·5-正念之道·帕奥西亚多八本书系列(印刷版-简体版).pdf·第21页](课件原图/课件原图_aab654ae_p21.jpg)</w:t>
       </w:r>
     </w:p>
     <w:p>
@@ -15719,7 +15725,7 @@
         <w:rPr>
           <w:b w:val="0"/>
         </w:rPr>
-        <w:t>《5-正念之道·帕奥西亚多八本书系列(印刷版-简体版).pdf》第3页（图版·佛像照片）：![课件原图·5-正念之道·帕奥西亚多八本书系列(印刷版-简体版).pdf·第3页](课件原图/课件原图_aab654ae_p03.png)</w:t>
+        <w:t>《5-正念之道·帕奥西亚多八本书系列(印刷版-简体版).pdf》第430页（表格·七清净与诸观智对照表）：![课件原图·5-正念之道·帕奥西亚多八本书系列(印刷版-简体版).pdf·第430页](课件原图/课件原图_aab654ae_p430.jpg)</w:t>
       </w:r>
     </w:p>
     <w:p>
@@ -15730,7 +15736,7 @@
         <w:rPr>
           <w:b w:val="0"/>
         </w:rPr>
-        <w:t>《5-正念之道·帕奥西亚多八本书系列(印刷版-简体版).pdf》第5页（图版·书名页印章）：![课件原图·5-正念之道·帕奥西亚多八本书系列(印刷版-简体版).pdf·第5页](课件原图/课件原图_aab654ae_p05.png)</w:t>
+        <w:t>《5-正念之道·帕奥西亚多八本书系列(印刷版-简体版).pdf》第455页（图版·莲花线描图＋二维码）：![课件原图·5-正念之道·帕奥西亚多八本书系列(印刷版-简体版).pdf·第455页](课件原图/课件原图_aab654ae_p455.jpg)</w:t>
       </w:r>
     </w:p>
     <w:p>
@@ -15741,7 +15747,7 @@
         <w:rPr>
           <w:b w:val="0"/>
         </w:rPr>
-        <w:t>《5-正念之道·帕奥西亚多八本书系列(印刷版-简体版).pdf》第21页（图版·佛像照片）：![课件原图·5-正念之道·帕奥西亚多八本书系列(印刷版-简体版).pdf·第21页](课件原图/课件原图_aab654ae_p21.png)</w:t>
+        <w:t>《上座部佛教念诵集·第七品 大念处经.pdf》第21页（表格·巴利语字母表）：![课件原图·上座部佛教念诵集·第七品 大念处经.pdf·第21页](课件原图/课件原图_a2beec3a_p21.jpg)</w:t>
       </w:r>
     </w:p>
     <w:p>
@@ -15752,7 +15758,7 @@
         <w:rPr>
           <w:b w:val="0"/>
         </w:rPr>
-        <w:t>《5-正念之道·帕奥西亚多八本书系列(印刷版-简体版).pdf》第47页（图版·佛头像照片）：![课件原图·5-正念之道·帕奥西亚多八本书系列(印刷版-简体版).pdf·第47页](课件原图/课件原图_aab654ae_p47.png)</w:t>
+        <w:t>《上座部佛教念诵集·第七品 大念处经.pdf》第23页（表格·巴利语音译相对应之汉字表）：![课件原图·上座部佛教念诵集·第七品 大念处经.pdf·第23页](课件原图/课件原图_a2beec3a_p23.jpg)</w:t>
       </w:r>
     </w:p>
     <w:p>
@@ -15763,106 +15769,7 @@
         <w:rPr>
           <w:b w:val="0"/>
         </w:rPr>
-        <w:t>《5-正念之道·帕奥西亚多八本书系列(印刷版-简体版).pdf》第335页（图版·莲花插图）：![课件原图·5-正念之道·帕奥西亚多八本书系列(印刷版-简体版).pdf·第335页](课件原图/课件原图_aab654ae_p335.png)</w:t>
-      </w:r>
-    </w:p>
-    <w:p>
-      <w:pPr>
-        <w:pStyle w:val="ListBullet"/>
-      </w:pPr>
-      <w:r>
-        <w:rPr>
-          <w:b w:val="0"/>
-        </w:rPr>
-        <w:t>《5-正念之道·帕奥西亚多八本书系列(印刷版-简体版).pdf》第407页（图版·佛足印石刻照片）：![课件原图·5-正念之道·帕奥西亚多八本书系列(印刷版-简体版).pdf·第407页](课件原图/课件原图_aab654ae_p407.png)</w:t>
-      </w:r>
-    </w:p>
-    <w:p>
-      <w:pPr>
-        <w:pStyle w:val="ListBullet"/>
-      </w:pPr>
-      <w:r>
-        <w:rPr>
-          <w:b w:val="0"/>
-        </w:rPr>
-        <w:t>《5-正念之道·帕奥西亚多八本书系列(印刷版-简体版).pdf》第430页（表格·七清净与诸观智对照表）：![课件原图·5-正念之道·帕奥西亚多八本书系列(印刷版-简体版).pdf·第430页](课件原图/课件原图_aab654ae_p430.png)</w:t>
-      </w:r>
-    </w:p>
-    <w:p>
-      <w:pPr>
-        <w:pStyle w:val="ListBullet"/>
-      </w:pPr>
-      <w:r>
-        <w:rPr>
-          <w:b w:val="0"/>
-        </w:rPr>
-        <w:t>《5-正念之道·帕奥西亚多八本书系列(印刷版-简体版).pdf》第455页（图版·莲花线描图＋二维码）：![课件原图·5-正念之道·帕奥西亚多八本书系列(印刷版-简体版).pdf·第455页](课件原图/课件原图_aab654ae_p455.png)</w:t>
-      </w:r>
-    </w:p>
-    <w:p>
-      <w:pPr>
-        <w:pStyle w:val="ListBullet"/>
-      </w:pPr>
-      <w:r>
-        <w:rPr>
-          <w:b w:val="0"/>
-        </w:rPr>
-        <w:t>《上座部佛教念诵集·第七品 大念处经.pdf》第21页（表格·巴利语字母表）：![课件原图·上座部佛教念诵集·第七品 大念处经.pdf·第21页](课件原图/课件原图_a2beec3a_p21.png)</w:t>
-      </w:r>
-    </w:p>
-    <w:p>
-      <w:pPr>
-        <w:pStyle w:val="ListBullet"/>
-      </w:pPr>
-      <w:r>
-        <w:rPr>
-          <w:b w:val="0"/>
-        </w:rPr>
-        <w:t>《上座部佛教念诵集·第七品 大念处经.pdf》第23页（表格·巴利语音译相对应之汉字表）：![课件原图·上座部佛教念诵集·第七品 大念处经.pdf·第23页](课件原图/课件原图_a2beec3a_p23.png)</w:t>
-      </w:r>
-    </w:p>
-    <w:p>
-      <w:pPr>
-        <w:pStyle w:val="ListBullet"/>
-      </w:pPr>
-      <w:r>
-        <w:rPr>
-          <w:b w:val="0"/>
-        </w:rPr>
-        <w:t>《上座部佛教念诵集·第七品 大念处经.pdf》第24页（表格·巴利语音译汉字表·续）：![课件原图·上座部佛教念诵集·第七品 大念处经.pdf·第24页](课件原图/课件原图_a2beec3a_p24.png)</w:t>
-      </w:r>
-    </w:p>
-    <w:p>
-      <w:pPr>
-        <w:pStyle w:val="ListBullet"/>
-      </w:pPr>
-      <w:r>
-        <w:rPr>
-          <w:b w:val="0"/>
-        </w:rPr>
-        <w:t>《上座部佛教念诵集·第七品 大念处经.pdf》第351页（版式页·第八品 转法轮经等 分品标题框）：![课件原图·上座部佛教念诵集·第七品 大念处经.pdf·第351页](课件原图/课件原图_a2beec3a_p351.png)</w:t>
-      </w:r>
-    </w:p>
-    <w:p>
-      <w:pPr>
-        <w:pStyle w:val="ListBullet"/>
-      </w:pPr>
-      <w:r>
-        <w:rPr>
-          <w:b w:val="0"/>
-        </w:rPr>
-        <w:t>《上座部佛教念诵集·第七品 大念处经.pdf》第413页（版式页·第九品 省思文 分品标题框）：![课件原图·上座部佛教念诵集·第七品 大念处经.pdf·第413页](课件原图/课件原图_a2beec3a_p413.png)</w:t>
-      </w:r>
-    </w:p>
-    <w:p>
-      <w:pPr>
-        <w:pStyle w:val="ListBullet"/>
-      </w:pPr>
-      <w:r>
-        <w:rPr>
-          <w:b w:val="0"/>
-        </w:rPr>
-        <w:t>《上座部佛教念诵集·第七品 大念处经.pdf》第471页（版式页·第十品 诸偈颂等 分品标题框）：![课件原图·上座部佛教念诵集·第七品 大念处经.pdf·第471页](课件原图/课件原图_a2beec3a_p471.png)</w:t>
+        <w:t>《上座部佛教念诵集·第七品 大念处经.pdf》第351页（版式页·第八品 转法轮经等 分品标题框）：![课件原图·上座部佛教念诵集·第七品 大念处经.pdf·第351页](课件原图/课件原图_a2beec3a_p351.jpg)</w:t>
       </w:r>
     </w:p>
     <w:sectPr>

--- a/交付成果/第三轮修订版/第三轮4周版/读书会18_大念处经精读_4周资料包（第三版修订）/Word版/第4周_法念处（二）与总复习实修_主持人版.docx
+++ b/交付成果/第三轮修订版/第三轮4周版/读书会18_大念处经精读_4周资料包（第三版修订）/Word版/第4周_法念处（二）与总复习实修_主持人版.docx
@@ -5295,7 +5295,7 @@
         <w:rPr>
           <w:b w:val="0"/>
         </w:rPr>
-        <w:t>由于烦恼被禅定镇伏而没有显现，有些禅修者甚至心想：“我是阿罗汉”，就像住在乌迦瓦里卡(Uccavālika)的大龙大长老(Mahānāga Mahāthera)之例。</w:t>
+        <w:t>由于烦恼被禅定镇伏而没有显现，有些禅修者甚至心想：“我是阿拉汉”，就像住在乌迦瓦里卡(Uccavālika)的大龙大长老(Mahānāga Mahāthera)之例。</w:t>
       </w:r>
     </w:p>
     <w:p>
@@ -5310,7 +5310,7 @@
         <w:rPr>
           <w:b w:val="0"/>
         </w:rPr>
-        <w:t>以下是他的故事：据说住在达郎迦拉(Talaṅgara)的法施长老(Dhammadinna Thera)是大龙大长老的弟子，他是一位拥有四无碍解智的阿罗汉，也是一大群比丘的导师。</w:t>
+        <w:t>以下是他的故事：据说住在达郎迦拉(Talaṅgara)的法施长老(Dhammadinna Thera)是大龙大长老的弟子，他是一位拥有四无碍解智的阿拉汉，也是一大群比丘的导师。</w:t>
       </w:r>
     </w:p>
     <w:p>
@@ -5370,7 +5370,7 @@
         <w:rPr>
           <w:b w:val="0"/>
         </w:rPr>
-        <w:t>大龙大长老问他说：“法施，你为什么突然来到这里？”法施阿罗汉回答说：“我想来请教尊者一些问题。”大长老说：“问吧，我会尽我所知的来回答你。”于是他问了一千个问题。</w:t>
+        <w:t>大龙大长老问他说：“法施，你为什么突然来到这里？”法施阿拉汉回答说：“我想来请教尊者一些问题。”大长老说：“问吧，我会尽我所知的来回答你。”于是他问了一千个问题。</w:t>
       </w:r>
     </w:p>
     <w:p>
@@ -5430,7 +5430,7 @@
         <w:rPr>
           <w:b w:val="0"/>
         </w:rPr>
-        <w:t>大长老就照着做了。看到大白象快速直冲过来的可怕景象，大长老跳了起来，准备逃走。这时，断尽烦恼的法施阿罗汉伸手捉住老师的袈裟，说：“尊者，断尽烦恼的人还会胆怯吗？”</w:t>
+        <w:t>大长老就照着做了。看到大白象快速直冲过来的可怕景象，大长老跳了起来，准备逃走。这时，断尽烦恼的法施阿拉汉伸手捉住老师的袈裟，说：“尊者，断尽烦恼的人还会胆怯吗？”</w:t>
       </w:r>
     </w:p>
     <w:p>
@@ -5445,7 +5445,7 @@
         <w:rPr>
           <w:b w:val="0"/>
         </w:rPr>
-        <w:t>这时他的老师才了解自己还是个凡夫，于是跪在法施阿罗汉脚下，说：“法施贤友，请帮助我。”</w:t>
+        <w:t>这时他的老师才了解自己还是个凡夫，于是跪在法施阿拉汉脚下，说：“法施贤友，请帮助我。”</w:t>
       </w:r>
     </w:p>
     <w:p>
@@ -5460,7 +5460,7 @@
         <w:rPr>
           <w:b w:val="0"/>
         </w:rPr>
-        <w:t>法施阿罗汉说：“尊者，不必担忧，我正是为了要帮助您才来的。”于是他为老师详细地解说一种业处，大长老领受了该业处，然后向经行道走去，走到第三步时就证悟了阿罗汉果。</w:t>
+        <w:t>法施阿拉汉说：“尊者，不必担忧，我正是为了要帮助您才来的。”于是他为老师详细地解说一种业处，大长老领受了该业处，然后向经行道走去，走到第三步时就证悟了阿拉汉果。</w:t>
       </w:r>
     </w:p>
     <w:p>
@@ -5505,7 +5505,7 @@
         <w:rPr>
           <w:b w:val="0"/>
         </w:rPr>
-        <w:t>须陀洹道是邪见、疑、戒禁取见、嫉、悭这五种结最终灭尽的原因；斯陀含道是粗的欲界贪与瞋恨二结最终灭尽的原因；细的欲界贪与瞋恨二结最终被阿那含道灭尽；阿罗汉道则是导致我慢、有欲与无明三结永远灭尽的原因。</w:t>
+        <w:t>须陀洹道是邪见、疑、戒禁取见、嫉、悭这五种结最终灭尽的原因；斯陀含道是粗的欲界贪与瞋恨二结最终灭尽的原因；细的欲界贪与瞋恨二结最终被阿那含道灭尽；阿拉汉道则是导致我慢、有欲与无明三结永远灭尽的原因。</w:t>
       </w:r>
     </w:p>
     <w:p>

--- a/交付成果/第三轮修订版/第三轮4周版/读书会18_大念处经精读_4周资料包（第三版修订）/Word版/第4周_法念处（二）与总复习实修_主持人版.docx
+++ b/交付成果/第三轮修订版/第三轮4周版/读书会18_大念处经精读_4周资料包（第三版修订）/Word版/第4周_法念处（二）与总复习实修_主持人版.docx
@@ -2834,14 +2834,6 @@
     <w:p>
       <w:r>
         <w:rPr>
-          <w:b w:val="0"/>
-        </w:rPr>
-        <w:t>[generated, not original text]</w:t>
-      </w:r>
-    </w:p>
-    <w:p>
-      <w:r>
-        <w:rPr>
           <w:b/>
         </w:rPr>
         <w:t>材料②</w:t>
@@ -3607,14 +3599,6 @@
     <w:p>
       <w:r>
         <w:rPr>
-          <w:b w:val="0"/>
-        </w:rPr>
-        <w:t>[generated, not original text]</w:t>
-      </w:r>
-    </w:p>
-    <w:p>
-      <w:r>
-        <w:rPr>
           <w:b/>
         </w:rPr>
         <w:t>材料③</w:t>
@@ -4874,14 +4858,6 @@
     <w:p>
       <w:r>
         <w:rPr>
-          <w:b w:val="0"/>
-        </w:rPr>
-        <w:t>[generated, not original text]</w:t>
-      </w:r>
-    </w:p>
-    <w:p>
-      <w:r>
-        <w:rPr>
           <w:b/>
         </w:rPr>
         <w:t>材料④</w:t>
@@ -5511,14 +5487,6 @@
     <w:p>
       <w:r>
         <w:rPr>
-          <w:b w:val="0"/>
-        </w:rPr>
-        <w:t>[generated, not original text]</w:t>
-      </w:r>
-    </w:p>
-    <w:p>
-      <w:r>
-        <w:rPr>
           <w:b/>
         </w:rPr>
         <w:t>材料⑤</w:t>
@@ -5865,14 +5833,6 @@
           <w:b w:val="0"/>
         </w:rPr>
         <w:t>[00:55:05.545] 那么就三种方式，一是暂时的舍断，暂时的舍断，我怎么观察它？我们叫（身念处）三步法、（受念处）三步法五步法啊，乃至于说你去梳理它，这个八字图（整理注：转写失真）来啊，这个通过这个观察，我们如理作意啊，这个就是一个基本的，我们叫做暂时的舍断。好，那如果我们未来能够修止禅或者修观智哈，你可能可以在那个止禅和观智的阶段里面镇伏它。那我们在说缘起的时候呢，如果能够把这一条因果链条串起来啊，那么这种手段呢就会更强的，它也是镇伏手段，但是呢会有效地削弱它（烦恼）的力量。好。</w:t>
-      </w:r>
-    </w:p>
-    <w:p>
-      <w:r>
-        <w:rPr>
-          <w:b w:val="0"/>
-        </w:rPr>
-        <w:t>[generated, not original text]</w:t>
       </w:r>
     </w:p>
     <w:p>
@@ -10252,14 +10212,6 @@
     <w:p>
       <w:r>
         <w:rPr>
-          <w:b w:val="0"/>
-        </w:rPr>
-        <w:t>[generated, not original text]</w:t>
-      </w:r>
-    </w:p>
-    <w:p>
-      <w:r>
-        <w:rPr>
           <w:b/>
         </w:rPr>
         <w:t>材料②</w:t>
@@ -10561,14 +10513,6 @@
     <w:p>
       <w:r>
         <w:rPr>
-          <w:b w:val="0"/>
-        </w:rPr>
-        <w:t>[generated, not original text]</w:t>
-      </w:r>
-    </w:p>
-    <w:p>
-      <w:r>
-        <w:rPr>
           <w:b/>
         </w:rPr>
         <w:t>材料③</w:t>
@@ -11018,14 +10962,6 @@
     <w:p>
       <w:r>
         <w:rPr>
-          <w:b w:val="0"/>
-        </w:rPr>
-        <w:t>[generated, not original text]</w:t>
-      </w:r>
-    </w:p>
-    <w:p>
-      <w:r>
-        <w:rPr>
           <w:b/>
         </w:rPr>
         <w:t>材料④</w:t>
@@ -11842,14 +11778,6 @@
           <w:b w:val="0"/>
         </w:rPr>
         <w:t>（本开示可获取内容至此结束）</w:t>
-      </w:r>
-    </w:p>
-    <w:p>
-      <w:r>
-        <w:rPr>
-          <w:b w:val="0"/>
-        </w:rPr>
-        <w:t>[generated, not original text]</w:t>
       </w:r>
     </w:p>
     <w:p>
